--- a/1)цт в менеджменте/13 Роль видеоматериалов в менеджменте.docx
+++ b/1)цт в менеджменте/13 Роль видеоматериалов в менеджменте.docx
@@ -246,17 +246,62 @@
           <w:rFonts w:ascii="Times New Roman" w:eastAsiaTheme="minorHAnsi" w:hAnsi="Times New Roman" w:cs="Times New Roman"/>
           <w:sz w:val="28"/>
           <w:szCs w:val="28"/>
-          <w:lang w:val="en-US" w:eastAsia="en-US"/>
-        </w:rPr>
-      </w:pPr>
-      <w:r>
-        <w:rPr>
-          <w:rFonts w:ascii="Times New Roman" w:eastAsiaTheme="minorHAnsi" w:hAnsi="Times New Roman" w:cs="Times New Roman"/>
-          <w:sz w:val="28"/>
-          <w:szCs w:val="28"/>
-          <w:lang w:eastAsia="en-US"/>
-        </w:rPr>
-        <w:t>Сервисы для обработки видео:</w:t>
+          <w:lang w:eastAsia="en-US"/>
+        </w:rPr>
+      </w:pPr>
+      <w:r>
+        <w:rPr>
+          <w:rFonts w:ascii="Times New Roman" w:eastAsiaTheme="minorHAnsi" w:hAnsi="Times New Roman" w:cs="Times New Roman"/>
+          <w:sz w:val="28"/>
+          <w:szCs w:val="28"/>
+          <w:lang w:eastAsia="en-US"/>
+        </w:rPr>
+        <w:t>Примеры с</w:t>
+      </w:r>
+      <w:r>
+        <w:rPr>
+          <w:rFonts w:ascii="Times New Roman" w:eastAsiaTheme="minorHAnsi" w:hAnsi="Times New Roman" w:cs="Times New Roman"/>
+          <w:sz w:val="28"/>
+          <w:szCs w:val="28"/>
+          <w:lang w:eastAsia="en-US"/>
+        </w:rPr>
+        <w:t>ервис</w:t>
+      </w:r>
+      <w:r>
+        <w:rPr>
+          <w:rFonts w:ascii="Times New Roman" w:eastAsiaTheme="minorHAnsi" w:hAnsi="Times New Roman" w:cs="Times New Roman"/>
+          <w:sz w:val="28"/>
+          <w:szCs w:val="28"/>
+          <w:lang w:eastAsia="en-US"/>
+        </w:rPr>
+        <w:t>ов</w:t>
+      </w:r>
+      <w:r>
+        <w:rPr>
+          <w:rFonts w:ascii="Times New Roman" w:eastAsiaTheme="minorHAnsi" w:hAnsi="Times New Roman" w:cs="Times New Roman"/>
+          <w:sz w:val="28"/>
+          <w:szCs w:val="28"/>
+          <w:lang w:eastAsia="en-US"/>
+        </w:rPr>
+        <w:t xml:space="preserve"> для </w:t>
+      </w:r>
+      <w:r>
+        <w:rPr>
+          <w:rFonts w:ascii="Times New Roman" w:eastAsiaTheme="minorHAnsi" w:hAnsi="Times New Roman" w:cs="Times New Roman"/>
+          <w:sz w:val="28"/>
+          <w:szCs w:val="28"/>
+          <w:lang w:eastAsia="en-US"/>
+        </w:rPr>
+        <w:t>генерации</w:t>
+      </w:r>
+      <w:r>
+        <w:rPr>
+          <w:rFonts w:ascii="Times New Roman" w:eastAsiaTheme="minorHAnsi" w:hAnsi="Times New Roman" w:cs="Times New Roman"/>
+          <w:sz w:val="28"/>
+          <w:szCs w:val="28"/>
+          <w:lang w:eastAsia="en-US"/>
+        </w:rPr>
+        <w:t xml:space="preserve"> видео:</w:t>
       </w:r>
     </w:p>
     <w:p>
